--- a/exec/SSabway_포팅_매뉴얼.docx
+++ b/exec/SSabway_포팅_매뉴얼.docx
@@ -2745,92 +2745,104 @@
       <w:pPr>
         <w:pStyle w:val="a0"/>
         <w:spacing w:after="60"/>
+        <w:rPr>
+          <w:lang w:eastAsia="ko-KR"/>
+        </w:rPr>
       </w:pPr>
       <w:proofErr w:type="gramStart"/>
       <w:r>
         <w:rPr>
           <w:b/>
+          <w:lang w:eastAsia="ko-KR"/>
         </w:rPr>
         <w:t>frontend</w:t>
       </w:r>
       <w:r>
+        <w:rPr>
+          <w:lang w:eastAsia="ko-KR"/>
+        </w:rPr>
         <w:t xml:space="preserve"> :</w:t>
       </w:r>
       <w:proofErr w:type="gramEnd"/>
       <w:r>
+        <w:rPr>
+          <w:lang w:eastAsia="ko-KR"/>
+        </w:rPr>
         <w:t xml:space="preserve"> </w:t>
       </w:r>
       <w:proofErr w:type="spellStart"/>
       <w:r>
+        <w:rPr>
+          <w:lang w:eastAsia="ko-KR"/>
+        </w:rPr>
         <w:t>Vite</w:t>
       </w:r>
       <w:proofErr w:type="spellEnd"/>
       <w:r>
+        <w:rPr>
+          <w:lang w:eastAsia="ko-KR"/>
+        </w:rPr>
         <w:t xml:space="preserve"> + React 19 SPA, </w:t>
       </w:r>
       <w:proofErr w:type="spellStart"/>
       <w:r>
+        <w:rPr>
+          <w:lang w:eastAsia="ko-KR"/>
+        </w:rPr>
         <w:t>nginx</w:t>
       </w:r>
       <w:proofErr w:type="spellEnd"/>
       <w:r>
-        <w:t xml:space="preserve">(alpine)로 </w:t>
-      </w:r>
-      <w:proofErr w:type="spellStart"/>
-      <w:r>
-        <w:t>정적</w:t>
-      </w:r>
-      <w:proofErr w:type="spellEnd"/>
-      <w:r>
-        <w:t xml:space="preserve"> </w:t>
-      </w:r>
-      <w:proofErr w:type="spellStart"/>
-      <w:r>
-        <w:t>서빙</w:t>
-      </w:r>
-      <w:proofErr w:type="spellEnd"/>
-      <w:r>
-        <w:t xml:space="preserve"> (</w:t>
-      </w:r>
-      <w:proofErr w:type="spellStart"/>
-      <w:r>
-        <w:t>사용자</w:t>
-      </w:r>
-      <w:proofErr w:type="spellEnd"/>
-      <w:r>
-        <w:t xml:space="preserve"> PWA + </w:t>
-      </w:r>
-      <w:proofErr w:type="spellStart"/>
-      <w:r>
-        <w:t>관리자</w:t>
-      </w:r>
-      <w:proofErr w:type="spellEnd"/>
-      <w:r>
-        <w:t xml:space="preserve"> </w:t>
-      </w:r>
-      <w:proofErr w:type="spellStart"/>
-      <w:r>
-        <w:t>웹을</w:t>
-      </w:r>
-      <w:proofErr w:type="spellEnd"/>
-      <w:r>
-        <w:t xml:space="preserve"> </w:t>
-      </w:r>
-      <w:proofErr w:type="spellStart"/>
-      <w:r>
+        <w:rPr>
+          <w:lang w:eastAsia="ko-KR"/>
+        </w:rPr>
+        <w:t xml:space="preserve">(alpine)로 정적 서빙 (사용자 PWA + 관리자 웹을 </w:t>
+      </w:r>
+      <w:proofErr w:type="spellStart"/>
+      <w:r>
+        <w:rPr>
+          <w:lang w:eastAsia="ko-KR"/>
+        </w:rPr>
         <w:t>라우트로</w:t>
       </w:r>
       <w:proofErr w:type="spellEnd"/>
       <w:r>
-        <w:t xml:space="preserve"> </w:t>
-      </w:r>
-      <w:proofErr w:type="spellStart"/>
-      <w:r>
-        <w:t>분리</w:t>
-      </w:r>
-      <w:proofErr w:type="spellEnd"/>
-      <w:r>
-        <w:t>)</w:t>
+        <w:rPr>
+          <w:lang w:eastAsia="ko-KR"/>
+        </w:rPr>
+        <w:t xml:space="preserve"> 분리)</w:t>
+      </w:r>
+      <w:r>
+        <w:rPr>
+          <w:lang w:eastAsia="ko-KR"/>
+        </w:rPr>
+        <w:br/>
+      </w:r>
+      <w:r>
+        <w:rPr>
+          <w:rFonts w:hint="eastAsia"/>
+          <w:b/>
+          <w:bCs/>
+          <w:lang w:eastAsia="ko-KR"/>
+        </w:rPr>
+        <w:t xml:space="preserve">관리자는 별도로 주소 끝에 </w:t>
+      </w:r>
+      <w:r>
+        <w:rPr>
+          <w:b/>
+          <w:bCs/>
+          <w:lang w:eastAsia="ko-KR"/>
+        </w:rPr>
+        <w:t xml:space="preserve">/admin </w:t>
+      </w:r>
+      <w:r>
+        <w:rPr>
+          <w:rFonts w:hint="eastAsia"/>
+          <w:b/>
+          <w:bCs/>
+          <w:lang w:eastAsia="ko-KR"/>
+        </w:rPr>
+        <w:t>추가하여 접속</w:t>
       </w:r>
     </w:p>
     <w:p>
@@ -3309,6 +3321,7 @@
         <w:rPr>
           <w:lang w:eastAsia="ko-KR"/>
         </w:rPr>
+        <w:lastRenderedPageBreak/>
         <w:br w:type="page"/>
       </w:r>
     </w:p>
